--- a/Huong_dan_thuyet_trinh_Nhom_5.docx
+++ b/Huong_dan_thuyet_trinh_Nhom_5.docx
@@ -19,8 +19,24 @@
       </w:r>
     </w:p>
     <w:p>
+      <w:pPr>
+        <w:spacing w:after="200"/>
+      </w:pPr>
       <w:r>
         <w:t>Hai người trình bày · khoảng 6 phút 40 giây</w:t>
+      </w:r>
+    </w:p>
+    <w:p>
+      <w:pPr>
+        <w:spacing w:before="100" w:after="60"/>
+      </w:pPr>
+      <w:r>
+        <w:rPr>
+          <w:b/>
+          <w:color w:val="782940"/>
+          <w:sz w:val="18"/>
+        </w:rPr>
+        <w:t>[CÁCH DÙNG: Cụm viết HOA là chỗ nhấn giọng. Nội dung trong ngoặc vuông là ghi chú, không đọc thành tiếng.]</w:t>
       </w:r>
     </w:p>
     <w:p>
@@ -28,7 +44,20 @@
         <w:pStyle w:val="Heading1"/>
       </w:pPr>
       <w:r>
-        <w:t>Người trình bày 1 · ghi tên thành viên</w:t>
+        <w:t>Người trình bày 1 · điền tên</w:t>
+      </w:r>
+    </w:p>
+    <w:p>
+      <w:pPr>
+        <w:spacing w:before="100" w:after="60"/>
+      </w:pPr>
+      <w:r>
+        <w:rPr>
+          <w:b/>
+          <w:color w:val="782940"/>
+          <w:sz w:val="18"/>
+        </w:rPr>
+        <w:t>[CHUYỂN SLIDE → 01: MỞ ĐẦU]</w:t>
       </w:r>
     </w:p>
     <w:p>
@@ -36,27 +65,35 @@
         <w:pStyle w:val="Heading2"/>
       </w:pPr>
       <w:r>
-        <w:t>01. Mở đầu và quy mô thiệt hại</w:t>
+        <w:t>01 · Mở đầu và thiệt hại được ghi nhận</w:t>
       </w:r>
     </w:p>
     <w:p>
       <w:r>
-        <w:t>“Để mở đầu, nhóm xin đặt câu hỏi: khi mưa lớn, ngập lụt hoặc nắng nóng xảy ra, điều gì khiến một công trình hạ tầng trở thành điểm đứt gãy của đô thị?”</w:t>
+        <w:t>“Trước khi nói đến giải pháp, mình muốn bắt đầu bằng hai con số để thấy hạ tầng có thể chịu sức ép lớn đến đâu. Theo tổng kết thiên tai năm 2024 của Việt Nam, thiệt hại kinh tế được ghi nhận là 89.089 tỷ đồng; 914 km đường bị sạt lở, hư hỏng hoặc ách tắc.”</w:t>
       </w:r>
     </w:p>
     <w:p>
       <w:r>
-        <w:t>“Năm 2024, Việt Nam ghi nhận thiệt hại kinh tế do thiên tai 89.089 tỷ đồng; 914 km đường giao thông bị sạt lở, hư hỏng hoặc ách tắc. Ở phạm vi toàn cầu, WMO tổng hợp giai đoạn 1970–2021 khoảng 4,3 nghìn tỷ USD thiệt hại, 11.778 thảm họa được báo cáo và hơn 2 triệu người thiệt mạng.”</w:t>
+        <w:t>“Còn trên toàn cầu, Tổ chức Khí tượng Thế giới tổng hợp giai đoạn 1970 đến 2021: khoảng 4,3 nghìn tỷ đô la Mỹ thiệt hại, 11.778 thảm họa được báo cáo và hơn 2 triệu người thiệt mạng.”</w:t>
       </w:r>
     </w:p>
     <w:p>
       <w:r>
-        <w:t>“Hai cụm số liệu khác nhau về thời gian và cách tổng hợp nên không so sánh trực tiếp. Đây là số liệu thiên tai được ghi nhận, không có nghĩa mọi thiệt hại đều được quy trực tiếp cho biến đổi khí hậu.”</w:t>
+        <w:t>“Mình xin nói rõ một điểm: hai thống kê này khác giai đoạn và cách tổng hợp nên KHÔNG SO SÁNH TRỰC TIẾP. Đây là thiệt hại do thiên tai được ghi nhận, chứ không thể quy toàn bộ cho biến đổi khí hậu. Nhóm dùng chúng để mở ra câu chuyện về mức độ tổn thương của hạ tầng.”</w:t>
       </w:r>
     </w:p>
     <w:p>
+      <w:pPr>
+        <w:spacing w:before="100" w:after="60"/>
+      </w:pPr>
       <w:r>
-        <w:t>“Vì hạ tầng tồn tại lâu và phải vận hành qua nhiều điều kiện, tiếp theo nhóm giải thích vì sao cần đưa khí hậu vào quyết định từ sớm.”</w:t>
+        <w:rPr>
+          <w:b/>
+          <w:color w:val="782940"/>
+          <w:sz w:val="18"/>
+        </w:rPr>
+        <w:t>[CHUYỂN SLIDE → 02: VÒNG ĐỜI CÔNG TRÌNH]</w:t>
       </w:r>
     </w:p>
     <w:p>
@@ -64,22 +101,30 @@
         <w:pStyle w:val="Heading2"/>
       </w:pPr>
       <w:r>
-        <w:t>02. Vì sao cần quan tâm đến vòng đời công trình</w:t>
+        <w:t>02 · Vì sao phải nhìn cả vòng đời công trình</w:t>
       </w:r>
     </w:p>
     <w:p>
       <w:r>
-        <w:t>“Một công trình giao thông không chỉ phục vụ một mùa mà có thể vận hành nhiều thập kỷ. Vì vậy, giả định về mưa, nhiệt độ và ngập khi thiết kế cần được xem xét cùng điều kiện khai thác trong tương lai.”</w:t>
+        <w:t>“Một con đường hay cây cầu không chỉ phục vụ trong một mùa mưa. Công trình được thiết kế để dùng lâu dài, trong khi điều kiện mưa, nhiệt và ngập có thể thay đổi.”</w:t>
       </w:r>
     </w:p>
     <w:p>
       <w:r>
-        <w:t>“Khả năng chống chịu không chỉ là làm công trình thật chắc. Còn cần bảo trì, theo dõi điều kiện thực tế và chuẩn bị cách duy trì giao thông khi một tuyến gặp sự cố.”</w:t>
+        <w:t>“Vì vậy, câu chuyện không dừng ở lúc xây xong. Thiết kế ban đầu, cách khai thác và việc bảo trì về sau đều ảnh hưởng đến khả năng công trình tiếp tục phục vụ.”</w:t>
       </w:r>
     </w:p>
     <w:p>
+      <w:pPr>
+        <w:spacing w:before="100" w:after="60"/>
+      </w:pPr>
       <w:r>
-        <w:t>“Để xác định nơi nào cần ưu tiên, nhóm chuyển từ vòng đời công trình sang cách phân tích rủi ro.”</w:t>
+        <w:rPr>
+          <w:b/>
+          <w:color w:val="782940"/>
+          <w:sz w:val="18"/>
+        </w:rPr>
+        <w:t>[CHUYỂN SLIDE → 03: KHUNG RỦI RO]</w:t>
       </w:r>
     </w:p>
     <w:p>
@@ -87,22 +132,30 @@
         <w:pStyle w:val="Heading2"/>
       </w:pPr>
       <w:r>
-        <w:t>03. Từ hiểm họa đến rủi ro</w:t>
+        <w:t>03 · Từ hiểm họa đến rủi ro</w:t>
       </w:r>
     </w:p>
     <w:p>
       <w:r>
-        <w:t>“Không phải cứ mưa lớn là mọi con đường đều chịu cùng một mức rủi ro. Ta cần hỏi: hiểm họa có thể xảy ra ở đâu và mạnh đến mức nào; tài sản nào nằm trong vùng đó; và tài sản ấy dễ hư hại ra sao.”</w:t>
+        <w:t>“Vậy làm sao biết nơi nào đáng lo hơn? Có thể bắt đầu bằng ba câu hỏi: hiểm họa nào có thể xảy ra, công trình nào nằm trong vùng ảnh hưởng, và công trình ấy dễ bị tổn thương đến đâu.”</w:t>
       </w:r>
     </w:p>
     <w:p>
       <w:r>
-        <w:t>“Đoạn đường ở vùng trũng, thoát nước kém, nền yếu có thể chịu ảnh hưởng khác đoạn đường cao ráo và được bảo trì tốt. Vì vậy, cần xét đồng thời hiểm họa, phơi lộ và tính dễ bị tổn thương.”</w:t>
+        <w:t>“Chẳng hạn, cùng một trận mưa nhưng một đoạn đường thấp, thoát nước kém có thể chịu tác động khác với đoạn đường cao ráo và được bảo trì tốt. Ba yếu tố này giúp ta nhìn rủi ro có hệ thống; đây là KHUNG ĐÁNH GIÁ, không phải phép tính điểm áp dụng máy móc.”</w:t>
       </w:r>
     </w:p>
     <w:p>
+      <w:pPr>
+        <w:spacing w:before="100" w:after="60"/>
+      </w:pPr>
       <w:r>
-        <w:t>“Trong các hiểm họa, mưa cực đoan và ngập có thể tác động trực tiếp lên nền đường, thoát nước và móng công trình.”</w:t>
+        <w:rPr>
+          <w:b/>
+          <w:color w:val="782940"/>
+          <w:sz w:val="18"/>
+        </w:rPr>
+        <w:t>[CHUYỂN SLIDE → 04: NGẬP LỤT]</w:t>
       </w:r>
     </w:p>
     <w:p>
@@ -110,22 +163,30 @@
         <w:pStyle w:val="Heading2"/>
       </w:pPr>
       <w:r>
-        <w:t>04. Ngập lụt và điểm yếu công trình</w:t>
+        <w:t>04 · Ngập lụt làm lộ điểm yếu</w:t>
       </w:r>
     </w:p>
     <w:p>
       <w:r>
-        <w:t>“Ngập không chỉ phủ nước lên mặt đường. Nước có thể làm cống quá tải, thấm vào nền, làm giảm ổn định mái dốc hoặc gây xói quanh móng cầu. Khi một điểm nguy yếu bị hư hỏng, tuyến có thể phải hạn chế hoặc đóng để bảo đảm an toàn.”</w:t>
+        <w:t>“Với mưa lớn, điều xảy ra không chỉ là nước phủ lên mặt đường. Hệ thống thoát nước có thể quá tải; nền đường bị bão hòa; mái dốc có thể mất ổn định; dòng nước cũng có thể gây xói quanh móng cầu.”</w:t>
       </w:r>
     </w:p>
     <w:p>
       <w:r>
-        <w:t>“Sơ đồ minh họa các cơ chế có thể xảy ra. Mức độ thực tế phụ thuộc địa hình, cường độ và thời gian mưa, chất lượng thoát nước và tình trạng công trình.”</w:t>
+        <w:t>“Nếu một vị trí hư hỏng buộc phải hạn chế hoặc đóng tuyến, tác động lập tức vượt ra ngoài cấu kiện đó. Tất nhiên, đây là các cơ chế có thể xảy ra; mức độ cụ thể còn tùy địa hình, thời gian mưa và tình trạng công trình.”</w:t>
       </w:r>
     </w:p>
     <w:p>
+      <w:pPr>
+        <w:spacing w:before="100" w:after="60"/>
+      </w:pPr>
       <w:r>
-        <w:t>“Nước tác động qua nền và dòng chảy; nhiệt độ cao lại làm thay đổi điều kiện làm việc của vật liệu.”</w:t>
+        <w:rPr>
+          <w:b/>
+          <w:color w:val="782940"/>
+          <w:sz w:val="18"/>
+        </w:rPr>
+        <w:t>[CHUYỂN SLIDE → 05: NẮNG NÓNG]</w:t>
       </w:r>
     </w:p>
     <w:p>
@@ -133,22 +194,35 @@
         <w:pStyle w:val="Heading2"/>
       </w:pPr>
       <w:r>
-        <w:t>05. Nắng nóng và vật liệu</w:t>
+        <w:t>05 · Nắng nóng và điều kiện làm việc của vật liệu</w:t>
       </w:r>
     </w:p>
     <w:p>
       <w:r>
-        <w:t>“Nắng nóng kéo dài là áp lực khác với ngập. Nhiệt độ tác động lên vật liệu và điều kiện vận hành, nhưng không nên nói mọi loại đường hay cầu đều hư hỏng theo một cách giống nhau.”</w:t>
+        <w:t>“Nắng nóng kéo dài tạo ra một dạng áp lực khác. Nhiệt độ có thể ảnh hưởng đến vật liệu và điều kiện khai thác, nhưng không phải con đường hay cây cầu nào cũng phản ứng giống nhau.”</w:t>
       </w:r>
     </w:p>
     <w:p>
       <w:r>
-        <w:t>“Cần xác định loại tài sản nào nhạy cảm, ở vị trí nào, theo dõi dấu hiệu nào và ngưỡng nào cần kiểm tra hoặc can thiệp.”</w:t>
+        <w:t>“Điều cần làm là xem xét đúng loại công trình, vật liệu và điều kiện tại chỗ, rồi theo dõi dấu hiệu xuống cấp. Không nên đưa một ngưỡng nhiệt chung cho mọi công trình nếu chưa có dữ liệu phù hợp.”</w:t>
+      </w:r>
+    </w:p>
+    <w:p>
+      <w:pPr>
+        <w:spacing w:before="100" w:after="60"/>
+      </w:pPr>
+      <w:r>
+        <w:rPr>
+          <w:b/>
+          <w:color w:val="782940"/>
+          <w:sz w:val="18"/>
+        </w:rPr>
+        <w:t>[CHUYỂN NGƯỜI NÓI → NGƯỜI TRÌNH BÀY 2]</w:t>
       </w:r>
     </w:p>
     <w:p>
       <w:r>
-        <w:t>“Dù tác nhân khác nhau, điểm hư hỏng có thể ảnh hưởng vượt ngoài cấu kiện. Ta cần nhìn toàn mạng lưới.”</w:t>
+        <w:t>“Đến đây, mình đã nói về những tác động ngay trên công trình. Nhưng khi một điểm bị gián đoạn, ảnh hưởng có thể lan ra cả tuyến. Phần tiếp theo sẽ nhìn vấn đề ở cấp độ mạng lưới; mình xin nhường lời cho bạn [tên].”</w:t>
       </w:r>
     </w:p>
     <w:p>
@@ -161,7 +235,20 @@
         <w:pStyle w:val="Heading1"/>
       </w:pPr>
       <w:r>
-        <w:t>Người trình bày 2 · ghi tên thành viên</w:t>
+        <w:t>Người trình bày 2 · điền tên</w:t>
+      </w:r>
+    </w:p>
+    <w:p>
+      <w:pPr>
+        <w:spacing w:before="100" w:after="60"/>
+      </w:pPr>
+      <w:r>
+        <w:rPr>
+          <w:b/>
+          <w:color w:val="782940"/>
+          <w:sz w:val="18"/>
+        </w:rPr>
+        <w:t>[CHUYỂN SLIDE → 06: GIÁN ĐOẠN MẠNG LƯỚI]</w:t>
       </w:r>
     </w:p>
     <w:p>
@@ -169,22 +256,30 @@
         <w:pStyle w:val="Heading2"/>
       </w:pPr>
       <w:r>
-        <w:t>06. Một điểm hỏng có thể gián đoạn mạng lưới</w:t>
+        <w:t>06 · Một điểm hỏng có thể ảnh hưởng cả mạng lưới</w:t>
       </w:r>
     </w:p>
     <w:p>
       <w:r>
-        <w:t>“Giao thông là mạng lưới. Nếu một đoạn tuyến bị đóng, xe có thể chuyển sang tuyến khác. Hậu quả vì vậy không chỉ là chi phí sửa chữa mà còn là thời gian đi lại, năng lực tuyến khác và khả năng tiếp cận khu vực.”</w:t>
+        <w:t>“Cảm ơn bạn. Hãy thử hình dung một tuyến đường bị đóng sau mưa lớn. Phương tiện sẽ chuyển sang đâu? Nếu phải đi vòng, thời gian di chuyển tăng lên; các tuyến lân cận cũng có thể chịu thêm áp lực.”</w:t>
       </w:r>
     </w:p>
     <w:p>
       <w:r>
-        <w:t>“Một điểm có thể trọng yếu nếu là cầu nối duy nhất, phục vụ đông dân hoặc không có đường thay thế gần. Cần xác định mức độ trọng yếu trước khi xếp hạng ưu tiên.”</w:t>
+        <w:t>“Vì vậy, khi đánh giá rủi ro, ngoài đoạn đường hỏng, ta còn cần nhìn nút kết nối, tuyến thay thế và những khu vực phụ thuộc vào tuyến đó. Sơ đồ ở đây minh họa cách nhìn mạng lưới, không phải mô phỏng lưu lượng giao thông thực tế.”</w:t>
       </w:r>
     </w:p>
     <w:p>
+      <w:pPr>
+        <w:spacing w:before="100" w:after="60"/>
+      </w:pPr>
       <w:r>
-        <w:t>“Ở phần tiếp theo, chúng ta sẽ liên hệ khung phân tích với một nghiên cứu có phạm vi cụ thể tại Việt Nam.”</w:t>
+        <w:rPr>
+          <w:b/>
+          <w:color w:val="782940"/>
+          <w:sz w:val="18"/>
+        </w:rPr>
+        <w:t>[CHUYỂN SLIDE → 07: NGHIÊN CỨU VIỆT NAM]</w:t>
       </w:r>
     </w:p>
     <w:p>
@@ -192,22 +287,35 @@
         <w:pStyle w:val="Heading2"/>
       </w:pPr>
       <w:r>
-        <w:t>07. Nghiên cứu về hạ tầng đường bộ Việt Nam</w:t>
+        <w:t>07 · Một nghiên cứu trong bối cảnh Việt Nam</w:t>
       </w:r>
     </w:p>
     <w:p>
       <w:r>
-        <w:t>“Road Infrastructure and Climate Change in Vietnam của Chinowsky và cộng sự, công bố năm 2015 trên Sustainability, phân tích tác động khí hậu tiềm tàng đến hạ tầng đường bộ Việt Nam theo kịch bản và phương pháp mô hình.”</w:t>
+        <w:t>“Để đặt vấn đề vào bối cảnh trong nước, nhóm tham khảo nghiên cứu ‘Road Infrastructure and Climate Change in Vietnam’ của Chinowsky và cộng sự, công bố năm 2015.”</w:t>
       </w:r>
     </w:p>
     <w:p>
       <w:r>
-        <w:t>“Cần đọc đúng phạm vi: đây là đánh giá dựa trên giả định, không phải số liệu hiện trạng cho mọi tỉnh hay mọi loại công trình. Nghiên cứu giúp đặt câu hỏi và tham khảo phương pháp trong bối cảnh Việt Nam.”</w:t>
+        <w:t>“Nghiên cứu xem xét hạ tầng đường bộ Việt Nam dưới các kịch bản khí hậu, gồm những yếu tố như nhiệt độ, mưa, ngập và mực nước biển. Kết quả dựa trên mô hình và giả định của nghiên cứu, nên không thể xem là số liệu hiện trạng đại diện cho mọi tỉnh hay mọi công trình.”</w:t>
       </w:r>
     </w:p>
     <w:p>
       <w:r>
-        <w:t>“Tác động của hạ tầng cuối cùng được cảm nhận qua khả năng đi lại, vận chuyển và tiếp cận dịch vụ.”</w:t>
+        <w:t>“Điều nhóm rút ra ở đây là cần đánh giá theo bối cảnh và dữ liệu cụ thể, thay vì áp dụng một con số chung cho cả nước.”</w:t>
+      </w:r>
+    </w:p>
+    <w:p>
+      <w:pPr>
+        <w:spacing w:before="100" w:after="60"/>
+      </w:pPr>
+      <w:r>
+        <w:rPr>
+          <w:b/>
+          <w:color w:val="782940"/>
+          <w:sz w:val="18"/>
+        </w:rPr>
+        <w:t>[CHUYỂN SLIDE → 08: CỘNG ĐỒNG]</w:t>
       </w:r>
     </w:p>
     <w:p>
@@ -215,22 +323,30 @@
         <w:pStyle w:val="Heading2"/>
       </w:pPr>
       <w:r>
-        <w:t>08. Tác động đến cộng đồng</w:t>
+        <w:t>08 · Tác động không dừng ở mặt đường</w:t>
       </w:r>
     </w:p>
     <w:p>
       <w:r>
-        <w:t>“Tuyến giao thông gián đoạn ảnh hưởng hoạt động thường ngày như đi làm, đưa đón học sinh, vận chuyển hàng hóa hoặc đến cơ sở y tế. Khả năng chống chịu còn là khả năng duy trì kết nối của cộng đồng.”</w:t>
+        <w:t>“Khi giao thông bị gián đoạn, người dân có thể phải đổi tuyến hoặc mất thêm thời gian để đến nơi làm việc, trường học và dịch vụ thiết yếu. Hàng hóa cũng có thể chậm lưu chuyển.”</w:t>
       </w:r>
     </w:p>
     <w:p>
       <w:r>
-        <w:t>“Mức ảnh hưởng tùy địa bàn, thời gian gián đoạn và lựa chọn thay thế. Nhóm không gán con số thiệt hại xã hội nếu thiếu dữ liệu địa phương.”</w:t>
+        <w:t>“Nói cách khác, bảo vệ hạ tầng còn là giữ cho các kết nối quan trọng tiếp tục hoạt động. Mức ảnh hưởng ở mỗi nơi sẽ khác nhau, nhất là khi có hoặc không có tuyến thay thế.”</w:t>
       </w:r>
     </w:p>
     <w:p>
+      <w:pPr>
+        <w:spacing w:before="100" w:after="60"/>
+      </w:pPr>
       <w:r>
-        <w:t>“Để giảm rủi ro, nhóm đề xuất lộ trình từ quy hoạch đến vận hành thay vì chỉ sửa sau hư hỏng.”</w:t>
+        <w:rPr>
+          <w:b/>
+          <w:color w:val="782940"/>
+          <w:sz w:val="18"/>
+        </w:rPr>
+        <w:t>[CHUYỂN SLIDE → 09: GIẢI PHÁP]</w:t>
       </w:r>
     </w:p>
     <w:p>
@@ -238,22 +354,30 @@
         <w:pStyle w:val="Heading2"/>
       </w:pPr>
       <w:r>
-        <w:t>09. Giải pháp thích ứng theo mức rủi ro</w:t>
+        <w:t>09 · Giải pháp thích ứng cần theo rủi ro</w:t>
       </w:r>
     </w:p>
     <w:p>
       <w:r>
-        <w:t>“Không có một giải pháp chung cho mọi địa điểm. Trước hết cần biết hiểm họa nào đáng kể, tài sản nào phơi lộ và hư hỏng sẽ ảnh hưởng ra sao.”</w:t>
+        <w:t>“Vậy nên bắt đầu từ đâu? Trước hết cần biết rủi ro nằm ở đâu và tài sản nào quan trọng. Sau đó mới chọn biện pháp: có nơi cần cải thiện thoát nước, có nơi cần gia cố mái dốc hoặc kiểm tra móng cầu.”</w:t>
       </w:r>
     </w:p>
     <w:p>
       <w:r>
-        <w:t>“Sau đánh giá, hành động có thể trải từ quy hoạch, thiết kế đến giám sát, bảo trì, cảnh báo và vận hành. Ưu tiên cần cân nhắc hiệu quả giảm rủi ro, tính khả thi, chi phí và mức khẩn cấp.”</w:t>
+        <w:t>“Cùng với phần xây dựng, đừng bỏ qua việc giám sát, bảo trì, cảnh báo và chuẩn bị tuyến thay thế. Nói ngắn gọn, giải pháp tốt là giải pháp phù hợp với ĐÚNG ĐỊA ĐIỂM, mức rủi ro và nguồn lực.”</w:t>
       </w:r>
     </w:p>
     <w:p>
+      <w:pPr>
+        <w:spacing w:before="100" w:after="60"/>
+      </w:pPr>
       <w:r>
-        <w:t>“Nhóm kết luận rằng khả năng chống chịu bắt đầu từ quyết định có dữ liệu và tầm nhìn toàn mạng lưới.”</w:t>
+        <w:rPr>
+          <w:b/>
+          <w:color w:val="782940"/>
+          <w:sz w:val="18"/>
+        </w:rPr>
+        <w:t>[CHUYỂN SLIDE → 10: KẾT LUẬN]</w:t>
       </w:r>
     </w:p>
     <w:p>
@@ -261,22 +385,17 @@
         <w:pStyle w:val="Heading2"/>
       </w:pPr>
       <w:r>
-        <w:t>10. Kết luận và câu hỏi thảo luận</w:t>
+        <w:t>10 · Kết luận và câu hỏi mở</w:t>
       </w:r>
     </w:p>
     <w:p>
       <w:r>
-        <w:t>“Hạ tầng giao thông cần được nhìn cùng khí hậu và mạng lưới đô thị mà nó kết nối. Thích ứng hiệu quả bắt đầu bằng đánh giá rủi ro, rồi chọn biện pháp theo tài sản và địa điểm.”</w:t>
+        <w:t>“Qua phần trình bày, có thể thấy hạ tầng giao thông cần được nhìn cùng khí hậu và mạng lưới mà nó kết nối. Muốn thích ứng, cần hiểu hiểm họa, tình trạng công trình và hậu quả nếu tuyến bị gián đoạn.”</w:t>
       </w:r>
     </w:p>
     <w:p>
       <w:r>
-        <w:t>“Nhóm xin kết thúc bằng câu hỏi: nếu được ưu tiên nâng cấp một hạng mục trước, nhóm sẽ chọn gì và cần dữ liệu nào để ra quyết định? Xin cảm ơn thầy cô và các bạn.”</w:t>
-      </w:r>
-    </w:p>
-    <w:p>
-      <w:r>
-        <w:t>Cảm ơn, kết thúc và chuyển sang hỏi đáp.</w:t>
+        <w:t>“Nhóm xin để lại một câu hỏi: nếu chỉ được ưu tiên nâng cấp một hạng mục trước, chúng ta sẽ chọn gì — và cần thêm dữ liệu nào để quyết định? Cảm ơn thầy cô và các bạn đã lắng nghe.”</w:t>
       </w:r>
     </w:p>
     <w:p>
@@ -289,7 +408,20 @@
         <w:pStyle w:val="Heading1"/>
       </w:pPr>
       <w:r>
-        <w:t>Câu hỏi và trả lời</w:t>
+        <w:t>Câu hỏi có thể được đặt ra</w:t>
+      </w:r>
+    </w:p>
+    <w:p>
+      <w:pPr>
+        <w:spacing w:before="100" w:after="60"/>
+      </w:pPr>
+      <w:r>
+        <w:rPr>
+          <w:b/>
+          <w:color w:val="782940"/>
+          <w:sz w:val="18"/>
+        </w:rPr>
+        <w:t>[PHẦN HỎI ĐÁP · Dùng câu trả lời ngắn, trao đổi tự nhiên; có thể nói thêm nếu được hỏi sâu.]</w:t>
       </w:r>
     </w:p>
     <w:p>
@@ -297,12 +429,12 @@
         <w:pStyle w:val="Heading2"/>
       </w:pPr>
       <w:r>
-        <w:t>Các số liệu Việt Nam và toàn cầu có so sánh trực tiếp được không?</w:t>
+        <w:t>Hai cụm số liệu đầu bài có thể so sánh trực tiếp không?</w:t>
       </w:r>
     </w:p>
     <w:p>
       <w:r>
-        <w:t>Không. Khác thời gian, phạm vi và cách tổng hợp; chỉ dùng để nêu quy mô thiệt hại được ghi nhận ở hai phạm vi.</w:t>
+        <w:t>“Không. Chúng khác nhau về giai đoạn, phạm vi và cách tổng hợp. Nhóm chỉ dùng để cho thấy quy mô thiệt hại được ghi nhận ở hai phạm vi.”</w:t>
       </w:r>
     </w:p>
     <w:p>
@@ -310,12 +442,12 @@
         <w:pStyle w:val="Heading2"/>
       </w:pPr>
       <w:r>
-        <w:t>Toàn bộ 89.089 tỷ đồng năm 2024 có phải do biến đổi khí hậu?</w:t>
+        <w:t>Có thể nói toàn bộ thiệt hại năm 2024 là do biến đổi khí hậu không?</w:t>
       </w:r>
     </w:p>
     <w:p>
       <w:r>
-        <w:t>Không thể kết luận vậy. Đây là tổng thiệt hại kinh tế do thiên tai được báo cáo; muốn quy kết cần phân tích chuyên biệt.</w:t>
+        <w:t>“Không thể kết luận như vậy. Đó là thống kê thiệt hại do thiên tai. Muốn xác định vai trò của biến đổi khí hậu cần có nghiên cứu quy kết riêng.”</w:t>
       </w:r>
     </w:p>
     <w:p>
@@ -323,12 +455,12 @@
         <w:pStyle w:val="Heading2"/>
       </w:pPr>
       <w:r>
-        <w:t>Vì sao đưa thiệt hại thiên tai vào bài biến đổi khí hậu?</w:t>
+        <w:t>Vì sao bài nói về biến đổi khí hậu lại mở bằng số liệu thiên tai?</w:t>
       </w:r>
     </w:p>
     <w:p>
       <w:r>
-        <w:t>Để mở đầu về mức độ thiên tai có thể ảnh hưởng xã hội và hạ tầng, đồng thời nhóm nói rõ đây không phải bằng chứng đơn lẻ về nguyên nhân khí hậu.</w:t>
+        <w:t>“Để cho thấy thiên tai có thể tác động mạnh đến xã hội và hạ tầng. Nhưng nhóm cũng nói rõ rằng số liệu đó tự nó không chứng minh nguyên nhân là biến đổi khí hậu.”</w:t>
       </w:r>
     </w:p>
     <w:p>
@@ -336,12 +468,12 @@
         <w:pStyle w:val="Heading2"/>
       </w:pPr>
       <w:r>
-        <w:t>Hiểm họa × phơi lộ × dễ bị tổn thương nghĩa là gì?</w:t>
+        <w:t>Ba yếu tố hiểm họa, phơi lộ, dễ bị tổn thương khác nhau thế nào?</w:t>
       </w:r>
     </w:p>
     <w:p>
       <w:r>
-        <w:t>Khung khái niệm: tác nhân, tài sản nằm trong vùng tác động và mức tài sản dễ hư hại cùng định hình rủi ro. Tính điểm cần phương pháp và dữ liệu cụ thể.</w:t>
+        <w:t>“Hiểm họa là tác nhân như mưa lớn; phơi lộ là tài sản nằm ở nơi có thể bị ảnh hưởng; còn tính dễ bị tổn thương nói đến mức tài sản có thể hư hại ra sao.”</w:t>
       </w:r>
     </w:p>
     <w:p>
@@ -349,12 +481,12 @@
         <w:pStyle w:val="Heading2"/>
       </w:pPr>
       <w:r>
-        <w:t>Tác động nào quan trọng nhất với hạ tầng giao thông?</w:t>
+        <w:t>Tác động khí hậu nào nghiêm trọng nhất với giao thông?</w:t>
       </w:r>
     </w:p>
     <w:p>
       <w:r>
-        <w:t>Không có câu trả lời chung. Tùy địa điểm có thể là ngập, sạt lở, nhiệt hoặc xói lở; cần xét tài sản và mức gián đoạn.</w:t>
+        <w:t>“Tùy từng nơi. Có khu vực cần quan tâm đến ngập, nơi khác có thể là sạt lở hoặc nhiệt độ cao. Cần dựa vào dữ liệu tại chỗ mới xếp hạng được.”</w:t>
       </w:r>
     </w:p>
     <w:p>
@@ -362,12 +494,12 @@
         <w:pStyle w:val="Heading2"/>
       </w:pPr>
       <w:r>
-        <w:t>Nghiên cứu Việt Nam năm 2015 có giới hạn gì?</w:t>
+        <w:t>Nghiên cứu về đường bộ Việt Nam có thể áp dụng cho mọi địa phương không?</w:t>
       </w:r>
     </w:p>
     <w:p>
       <w:r>
-        <w:t>Dựa trên mô hình/kịch bản và giả định nghiên cứu; không phải số liệu hiện trạng áp dụng phổ quát cho mọi tỉnh hay công trình.</w:t>
+        <w:t>“Không nên áp dụng nguyên xi. Nghiên cứu dùng mô hình và giả định cụ thể; mỗi địa phương cần được xem xét theo điều kiện và dữ liệu riêng.”</w:t>
       </w:r>
     </w:p>
     <w:p>
@@ -375,12 +507,12 @@
         <w:pStyle w:val="Heading2"/>
       </w:pPr>
       <w:r>
-        <w:t>Tất cả nguồn nghiên cứu có thực hiện ở Việt Nam không?</w:t>
+        <w:t>Vì sao cần đánh giá mạng lưới giao thông?</w:t>
       </w:r>
     </w:p>
     <w:p>
       <w:r>
-        <w:t>Không. Chinowsky et al. (2015) tập trung vào hạ tầng đường bộ Việt Nam; các nguồn khác chủ yếu đóng góp khung, cơ chế hoặc phương pháp quốc tế.</w:t>
+        <w:t>“Vì khi một tuyến đóng, dòng xe chuyển sang nơi khác. Tuyến thay thế có thể bị quá tải, còn người dân có thể mất thêm thời gian tiếp cận dịch vụ.”</w:t>
       </w:r>
     </w:p>
     <w:p>
@@ -388,12 +520,12 @@
         <w:pStyle w:val="Heading2"/>
       </w:pPr>
       <w:r>
-        <w:t>Vì sao nhìn mạng lưới thay vì chỉ sửa đoạn hỏng?</w:t>
+        <w:t>Nhóm chọn giải pháp ưu tiên nào?</w:t>
       </w:r>
     </w:p>
     <w:p>
       <w:r>
-        <w:t>Đóng một đoạn có thể chuyển giao thông sang tuyến khác, gây quá tải và giảm khả năng tiếp cận; cần xem tuyến thay thế và điểm kết nối.</w:t>
+        <w:t>“Nhóm chưa chọn một giải pháp cố định cho mọi nơi. Cần biết điểm nào rủi ro cao, công trình đang ở tình trạng nào và có tuyến thay thế hay không rồi mới ưu tiên.”</w:t>
       </w:r>
     </w:p>
     <w:p>
@@ -401,12 +533,12 @@
         <w:pStyle w:val="Heading2"/>
       </w:pPr>
       <w:r>
-        <w:t>Nhóm ưu tiên giải pháp nào?</w:t>
+        <w:t>Có thể làm gì trước khi đầu tư công trình lớn?</w:t>
       </w:r>
     </w:p>
     <w:p>
       <w:r>
-        <w:t>Không chọn một giải pháp cho mọi nơi. Cần kiểm kê, nguy cơ, tình trạng, lưu lượng, đường thay thế và chi phí để xếp hạng.</w:t>
+        <w:t>“Có thể rà soát điểm ngập, kiểm tra hệ thống thoát nước, kiểm tra sau mưa bão và chuẩn bị phương án phân luồng. Nếu cần xây dựng hay gia cố thì vẫn phải khảo sát kỹ thuật.”</w:t>
       </w:r>
     </w:p>
     <w:p>
@@ -414,12 +546,12 @@
         <w:pStyle w:val="Heading2"/>
       </w:pPr>
       <w:r>
-        <w:t>Có việc gì làm ngay được?</w:t>
+        <w:t>Khả năng chống chịu có nghĩa công trình sẽ không bao giờ hỏng?</w:t>
       </w:r>
     </w:p>
     <w:p>
       <w:r>
-        <w:t>Rà soát điểm ngập/sạt lở, kiểm tra thoát nước, kiểm tra sau thiên tai, cập nhật phân luồng và xác định tuyến thay thế; công trình xây dựng cần khảo sát kỹ thuật.</w:t>
+        <w:t>“Không. Ý ở đây là giảm nguy cơ và thiệt hại, duy trì chức năng quan trọng, đồng thời giúp công trình và mạng lưới phục hồi tốt hơn.”</w:t>
       </w:r>
     </w:p>
     <w:p>
@@ -427,12 +559,12 @@
         <w:pStyle w:val="Heading2"/>
       </w:pPr>
       <w:r>
-        <w:t>Có thể dùng số liệu quốc tế để kết luận cho Việt Nam?</w:t>
+        <w:t>Cần thêm dữ liệu gì để quyết định nâng cấp?</w:t>
       </w:r>
     </w:p>
     <w:p>
       <w:r>
-        <w:t>Không suy rộng trực tiếp. Có thể tham khảo cơ chế hoặc phương pháp rồi kiểm tra bằng dữ liệu Việt Nam.</w:t>
+        <w:t>“Cần dữ liệu về mưa và ngập, vị trí và tình trạng công trình, lịch sử hư hỏng, lưu lượng, tuyến thay thế, khu vực phụ thuộc và chi phí.”</w:t>
       </w:r>
     </w:p>
     <w:p>
@@ -440,58 +572,19 @@
         <w:pStyle w:val="Heading2"/>
       </w:pPr>
       <w:r>
-        <w:t>Cần thêm dữ liệu gì để đánh giá một tuyến?</w:t>
+        <w:t>Vì sao không nêu một ngưỡng nhiệt độ cụ thể?</w:t>
       </w:r>
     </w:p>
     <w:p>
       <w:r>
-        <w:t>Mưa/ngập/nhiệt theo không gian-thời gian; vị trí, tuổi và tình trạng tài sản; lịch sử hỏng; lưu lượng; thời gian đóng; tuyến thay thế; dân cư/dịch vụ phụ thuộc và chi phí.</w:t>
-      </w:r>
-    </w:p>
-    <w:p>
-      <w:pPr>
-        <w:pStyle w:val="Heading2"/>
-      </w:pPr>
-      <w:r>
-        <w:t>Chống chịu có nghĩa là công trình không bao giờ hỏng?</w:t>
-      </w:r>
-    </w:p>
-    <w:p>
-      <w:r>
-        <w:t>Không. Mục tiêu là giảm xác suất và hậu quả, duy trì chức năng quan trọng và phục hồi nhanh hơn.</w:t>
-      </w:r>
-    </w:p>
-    <w:p>
-      <w:pPr>
-        <w:pStyle w:val="Heading2"/>
-      </w:pPr>
-      <w:r>
-        <w:t>Nếu phải chọn một hạng mục nâng cấp trước, nhóm trả lời thế nào?</w:t>
-      </w:r>
-    </w:p>
-    <w:p>
-      <w:r>
-        <w:t>Nêu tiêu chí: nguy cơ, tình trạng, số người/dịch vụ phụ thuộc, thiếu tuyến thay thế, chi phí và hiệu quả. Chọn một tình huống giả định và xác định dữ liệu cần kiểm tra.</w:t>
-      </w:r>
-    </w:p>
-    <w:p>
-      <w:pPr>
-        <w:pStyle w:val="Heading2"/>
-      </w:pPr>
-      <w:r>
-        <w:t>Tại sao không đưa ngưỡng nhiệt hay thiệt hại cụ thể cho nắng nóng?</w:t>
-      </w:r>
-    </w:p>
-    <w:p>
-      <w:r>
-        <w:t>Ngưỡng phụ thuộc vật liệu, cấu tạo, vận hành và nguồn nghiên cứu; nhóm tránh đưa số không đủ căn cứ cho loại công trình đang nói.</w:t>
+        <w:t>“Vì mức ảnh hưởng phụ thuộc vật liệu, thiết kế và điều kiện khai thác. Nếu không có nguồn phù hợp với loại công trình, một ngưỡng chung dễ gây hiểu nhầm.”</w:t>
       </w:r>
     </w:p>
     <w:sectPr>
       <w:headerReference w:type="default" r:id="rId9"/>
       <w:footerReference w:type="default" r:id="rId10"/>
       <w:pgSz w:w="12240" w:h="15840"/>
-      <w:pgMar w:top="1008" w:right="1224" w:bottom="1008" w:left="1224" w:header="720" w:footer="720" w:gutter="0"/>
+      <w:pgMar w:top="1008" w:right="1238" w:bottom="1008" w:left="1238" w:header="720" w:footer="720" w:gutter="0"/>
       <w:cols w:space="720"/>
       <w:docGrid w:linePitch="360"/>
     </w:sectPr>
@@ -1260,7 +1353,7 @@
       <w:color w:val="000000"/>
       <w:spacing w:val="5"/>
       <w:kern w:val="28"/>
-      <w:sz w:val="56"/>
+      <w:sz w:val="54"/>
       <w:szCs w:val="52"/>
     </w:rPr>
   </w:style>
